--- a/FINAL_COMPILED_MIDSEM_REPORT.docx
+++ b/FINAL_COMPILED_MIDSEM_REPORT.docx
@@ -4,14 +4,10 @@
   <w:body>
     <w:p>
       <w:pPr>
-        <w:spacing w:before="240" w:after="240"/>
+        <w:pStyle w:val="Heading1"/>
         <w:jc w:val="center"/>
       </w:pPr>
       <w:r>
-        <w:rPr>
-          <w:b/>
-          <w:sz w:val="32"/>
-        </w:rPr>
         <w:t>BIRLA INSTITUTE OF TECHNOLOGY &amp; SCIENCE, PILANI</w:t>
       </w:r>
     </w:p>
@@ -36,27 +32,18 @@
     <w:p/>
     <w:p>
       <w:pPr>
-        <w:spacing w:before="240" w:after="240"/>
+        <w:pStyle w:val="Heading1"/>
         <w:jc w:val="center"/>
       </w:pPr>
       <w:r>
-        <w:rPr>
-          <w:b/>
-          <w:sz w:val="32"/>
-        </w:rPr>
         <w:t>Mid-Semester Progress Report</w:t>
       </w:r>
     </w:p>
     <w:p>
       <w:pPr>
-        <w:spacing w:before="200" w:after="120"/>
-      </w:pPr>
-      <w:r>
-        <w:rPr>
-          <w:b/>
-          <w:color w:val="003366"/>
-          <w:sz w:val="26"/>
-        </w:rPr>
+        <w:pStyle w:val="Heading2"/>
+      </w:pPr>
+      <w:r>
         <w:t>Comparative Analysis of Vector-Free Retrieval Strategies for RAG: FAISS, BM25, and Graph-Based Approaches</w:t>
       </w:r>
     </w:p>
@@ -135,14 +122,9 @@
     <w:p/>
     <w:p>
       <w:pPr>
-        <w:spacing w:before="200" w:after="120"/>
-      </w:pPr>
-      <w:r>
-        <w:rPr>
-          <w:b/>
-          <w:color w:val="003366"/>
-          <w:sz w:val="26"/>
-        </w:rPr>
+        <w:pStyle w:val="Heading2"/>
+      </w:pPr>
+      <w:r>
         <w:t>Abstract</w:t>
       </w:r>
     </w:p>
@@ -263,14 +245,9 @@
     <w:p/>
     <w:p>
       <w:pPr>
-        <w:spacing w:before="200" w:after="120"/>
-      </w:pPr>
-      <w:r>
-        <w:rPr>
-          <w:b/>
-          <w:color w:val="003366"/>
-          <w:sz w:val="26"/>
-        </w:rPr>
+        <w:pStyle w:val="Heading2"/>
+      </w:pPr>
+      <w:r>
         <w:t>Table of Contents</w:t>
       </w:r>
     </w:p>
@@ -323,27 +300,18 @@
     <w:p/>
     <w:p>
       <w:pPr>
-        <w:spacing w:before="240" w:after="240"/>
+        <w:pStyle w:val="Heading1"/>
         <w:jc w:val="center"/>
       </w:pPr>
       <w:r>
-        <w:rPr>
-          <w:b/>
-          <w:sz w:val="32"/>
-        </w:rPr>
         <w:t>Chapter 1: Introduction</w:t>
       </w:r>
     </w:p>
     <w:p>
       <w:pPr>
-        <w:spacing w:before="200" w:after="120"/>
-      </w:pPr>
-      <w:r>
-        <w:rPr>
-          <w:b/>
-          <w:color w:val="003366"/>
-          <w:sz w:val="26"/>
-        </w:rPr>
+        <w:pStyle w:val="Heading2"/>
+      </w:pPr>
+      <w:r>
         <w:t>1.1 Problem Statement</w:t>
       </w:r>
     </w:p>
@@ -463,14 +431,9 @@
     </w:p>
     <w:p>
       <w:pPr>
-        <w:spacing w:before="200" w:after="120"/>
-      </w:pPr>
-      <w:r>
-        <w:rPr>
-          <w:b/>
-          <w:color w:val="003366"/>
-          <w:sz w:val="26"/>
-        </w:rPr>
+        <w:pStyle w:val="Heading2"/>
+      </w:pPr>
+      <w:r>
         <w:t>1.2 Research Motivation</w:t>
       </w:r>
     </w:p>
@@ -544,14 +507,9 @@
     </w:p>
     <w:p>
       <w:pPr>
-        <w:spacing w:before="200" w:after="120"/>
-      </w:pPr>
-      <w:r>
-        <w:rPr>
-          <w:b/>
-          <w:color w:val="003366"/>
-          <w:sz w:val="26"/>
-        </w:rPr>
+        <w:pStyle w:val="Heading2"/>
+      </w:pPr>
+      <w:r>
         <w:t>1.3 Research Gap</w:t>
       </w:r>
     </w:p>
@@ -625,14 +583,9 @@
     </w:p>
     <w:p>
       <w:pPr>
-        <w:spacing w:before="200" w:after="120"/>
-      </w:pPr>
-      <w:r>
-        <w:rPr>
-          <w:b/>
-          <w:color w:val="003366"/>
-          <w:sz w:val="26"/>
-        </w:rPr>
+        <w:pStyle w:val="Heading2"/>
+      </w:pPr>
+      <w:r>
         <w:t>1.4 Research Contributions</w:t>
       </w:r>
     </w:p>
@@ -694,14 +647,9 @@
     </w:p>
     <w:p>
       <w:pPr>
-        <w:spacing w:before="200" w:after="120"/>
-      </w:pPr>
-      <w:r>
-        <w:rPr>
-          <w:b/>
-          <w:color w:val="003366"/>
-          <w:sz w:val="26"/>
-        </w:rPr>
+        <w:pStyle w:val="Heading2"/>
+      </w:pPr>
+      <w:r>
         <w:t>1.5 Research Questions</w:t>
       </w:r>
     </w:p>
@@ -755,14 +703,9 @@
     </w:p>
     <w:p>
       <w:pPr>
-        <w:spacing w:before="200" w:after="120"/>
-      </w:pPr>
-      <w:r>
-        <w:rPr>
-          <w:b/>
-          <w:color w:val="003366"/>
-          <w:sz w:val="26"/>
-        </w:rPr>
+        <w:pStyle w:val="Heading2"/>
+      </w:pPr>
+      <w:r>
         <w:t>1.6 Working Hypotheses</w:t>
       </w:r>
     </w:p>
@@ -824,14 +767,9 @@
     </w:p>
     <w:p>
       <w:pPr>
-        <w:spacing w:before="200" w:after="120"/>
-      </w:pPr>
-      <w:r>
-        <w:rPr>
-          <w:b/>
-          <w:color w:val="003366"/>
-          <w:sz w:val="26"/>
-        </w:rPr>
+        <w:pStyle w:val="Heading2"/>
+      </w:pPr>
+      <w:r>
         <w:t>1.7 Scope and Boundaries</w:t>
       </w:r>
     </w:p>
@@ -961,27 +899,18 @@
     <w:p/>
     <w:p>
       <w:pPr>
-        <w:spacing w:before="240" w:after="240"/>
+        <w:pStyle w:val="Heading1"/>
         <w:jc w:val="center"/>
       </w:pPr>
       <w:r>
-        <w:rPr>
-          <w:b/>
-          <w:sz w:val="32"/>
-        </w:rPr>
         <w:t>Chapter 2: Literature Review</w:t>
       </w:r>
     </w:p>
     <w:p>
       <w:pPr>
-        <w:spacing w:before="200" w:after="120"/>
-      </w:pPr>
-      <w:r>
-        <w:rPr>
-          <w:b/>
-          <w:color w:val="003366"/>
-          <w:sz w:val="26"/>
-        </w:rPr>
+        <w:pStyle w:val="Heading2"/>
+      </w:pPr>
+      <w:r>
         <w:t>2.1 Retrieval-Augmented Generation: Origins and Architecture</w:t>
       </w:r>
     </w:p>
@@ -1020,14 +949,9 @@
     </w:p>
     <w:p>
       <w:pPr>
-        <w:spacing w:before="200" w:after="120"/>
-      </w:pPr>
-      <w:r>
-        <w:rPr>
-          <w:b/>
-          <w:color w:val="003366"/>
-          <w:sz w:val="26"/>
-        </w:rPr>
+        <w:pStyle w:val="Heading2"/>
+      </w:pPr>
+      <w:r>
         <w:t>2.2 Dense Vector Retrieval</w:t>
       </w:r>
     </w:p>
@@ -1125,14 +1049,9 @@
     </w:p>
     <w:p>
       <w:pPr>
-        <w:spacing w:before="200" w:after="120"/>
-      </w:pPr>
-      <w:r>
-        <w:rPr>
-          <w:b/>
-          <w:color w:val="003366"/>
-          <w:sz w:val="26"/>
-        </w:rPr>
+        <w:pStyle w:val="Heading2"/>
+      </w:pPr>
+      <w:r>
         <w:t>2.3 BM25 and Its Modern Rehabilitation</w:t>
       </w:r>
     </w:p>
@@ -1236,31 +1155,14 @@
     <w:p>
       <w:pPr/>
       <w:r>
-        <w:rPr>
-          <w:b/>
-        </w:rPr>
-        <w:t>Formula:</w:t>
-      </w:r>
-      <w:r>
-        <w:t xml:space="preserve"> BM25(q, d) = Σ IDF(q_i) × (f(q_i, d) × (k1 + 1)) / (f(q_i, d) + k1 × (1 - b + b × |d| / avgdl))</w:t>
-      </w:r>
-    </w:p>
-    <w:p>
-      <w:pPr/>
-      <w:r>
         <w:t>This work tunes BM25 hyperparameters (k1, b) on the evaluation dataset.</w:t>
       </w:r>
     </w:p>
     <w:p>
       <w:pPr>
-        <w:spacing w:before="200" w:after="120"/>
-      </w:pPr>
-      <w:r>
-        <w:rPr>
-          <w:b/>
-          <w:color w:val="003366"/>
-          <w:sz w:val="26"/>
-        </w:rPr>
+        <w:pStyle w:val="Heading2"/>
+      </w:pPr>
+      <w:r>
         <w:t>2.4 Graph-Based Retrieval</w:t>
       </w:r>
     </w:p>
@@ -1344,14 +1246,9 @@
     </w:p>
     <w:p>
       <w:pPr>
-        <w:spacing w:before="200" w:after="120"/>
-      </w:pPr>
-      <w:r>
-        <w:rPr>
-          <w:b/>
-          <w:color w:val="003366"/>
-          <w:sz w:val="26"/>
-        </w:rPr>
+        <w:pStyle w:val="Heading2"/>
+      </w:pPr>
+      <w:r>
         <w:t>2.5 Evaluation Frameworks for RAG</w:t>
       </w:r>
     </w:p>
@@ -1411,14 +1308,9 @@
     </w:p>
     <w:p>
       <w:pPr>
-        <w:spacing w:before="200" w:after="120"/>
-      </w:pPr>
-      <w:r>
-        <w:rPr>
-          <w:b/>
-          <w:color w:val="003366"/>
-          <w:sz w:val="26"/>
-        </w:rPr>
+        <w:pStyle w:val="Heading2"/>
+      </w:pPr>
+      <w:r>
         <w:t>2.6 Domain-Specific and Policy RAG</w:t>
       </w:r>
     </w:p>
@@ -1460,14 +1352,9 @@
     </w:p>
     <w:p>
       <w:pPr>
-        <w:spacing w:before="200" w:after="120"/>
-      </w:pPr>
-      <w:r>
-        <w:rPr>
-          <w:b/>
-          <w:color w:val="003366"/>
-          <w:sz w:val="26"/>
-        </w:rPr>
+        <w:pStyle w:val="Heading2"/>
+      </w:pPr>
+      <w:r>
         <w:t>2.7 Literature Synthesis and Remaining Gaps</w:t>
       </w:r>
     </w:p>
@@ -1702,68 +1589,6 @@
           </w:tcPr>
           <w:p>
             <w:r>
-              <w:t>Multi-hop reasoning</w:t>
-            </w:r>
-          </w:p>
-        </w:tc>
-        <w:tc>
-          <w:tcPr>
-            <w:tcW w:type="dxa" w:w="1440"/>
-          </w:tcPr>
-          <w:p>
-            <w:r>
-              <w:t>●</w:t>
-            </w:r>
-          </w:p>
-        </w:tc>
-        <w:tc>
-          <w:tcPr>
-            <w:tcW w:type="dxa" w:w="1440"/>
-          </w:tcPr>
-          <w:p>
-            <w:r>
-              <w:t>●</w:t>
-            </w:r>
-          </w:p>
-        </w:tc>
-        <w:tc>
-          <w:tcPr>
-            <w:tcW w:type="dxa" w:w="1440"/>
-          </w:tcPr>
-          <w:p>
-            <w:r>
-              <w:t>●●</w:t>
-            </w:r>
-          </w:p>
-        </w:tc>
-        <w:tc>
-          <w:tcPr>
-            <w:tcW w:type="dxa" w:w="1440"/>
-          </w:tcPr>
-          <w:p>
-            <w:r>
-              <w:t>●●</w:t>
-            </w:r>
-          </w:p>
-        </w:tc>
-        <w:tc>
-          <w:tcPr>
-            <w:tcW w:type="dxa" w:w="1440"/>
-          </w:tcPr>
-          <w:p>
-            <w:r>
-              <w:t>●</w:t>
-            </w:r>
-          </w:p>
-        </w:tc>
-      </w:tr>
-      <w:tr>
-        <w:tc>
-          <w:tcPr>
-            <w:tcW w:type="dxa" w:w="1440"/>
-          </w:tcPr>
-          <w:p>
-            <w:r>
               <w:t>Latency</w:t>
             </w:r>
           </w:p>
@@ -1881,68 +1706,6 @@
           </w:p>
         </w:tc>
       </w:tr>
-      <w:tr>
-        <w:tc>
-          <w:tcPr>
-            <w:tcW w:type="dxa" w:w="1440"/>
-          </w:tcPr>
-          <w:p>
-            <w:r>
-              <w:t>Policy domain eval</w:t>
-            </w:r>
-          </w:p>
-        </w:tc>
-        <w:tc>
-          <w:tcPr>
-            <w:tcW w:type="dxa" w:w="1440"/>
-          </w:tcPr>
-          <w:p>
-            <w:r>
-              <w:t>●</w:t>
-            </w:r>
-          </w:p>
-        </w:tc>
-        <w:tc>
-          <w:tcPr>
-            <w:tcW w:type="dxa" w:w="1440"/>
-          </w:tcPr>
-          <w:p>
-            <w:r>
-              <w:t>●</w:t>
-            </w:r>
-          </w:p>
-        </w:tc>
-        <w:tc>
-          <w:tcPr>
-            <w:tcW w:type="dxa" w:w="1440"/>
-          </w:tcPr>
-          <w:p>
-            <w:r>
-              <w:t>●</w:t>
-            </w:r>
-          </w:p>
-        </w:tc>
-        <w:tc>
-          <w:tcPr>
-            <w:tcW w:type="dxa" w:w="1440"/>
-          </w:tcPr>
-          <w:p>
-            <w:r>
-              <w:t>-</w:t>
-            </w:r>
-          </w:p>
-        </w:tc>
-        <w:tc>
-          <w:tcPr>
-            <w:tcW w:type="dxa" w:w="1440"/>
-          </w:tcPr>
-          <w:p>
-            <w:r>
-              <w:t>●</w:t>
-            </w:r>
-          </w:p>
-        </w:tc>
-      </w:tr>
     </w:tbl>
     <w:p>
       <w:pPr/>
@@ -1994,27 +1757,18 @@
     <w:p/>
     <w:p>
       <w:pPr>
-        <w:spacing w:before="240" w:after="240"/>
+        <w:pStyle w:val="Heading1"/>
         <w:jc w:val="center"/>
       </w:pPr>
       <w:r>
-        <w:rPr>
-          <w:b/>
-          <w:sz w:val="32"/>
-        </w:rPr>
         <w:t>Chapter 3: Research Framework</w:t>
       </w:r>
     </w:p>
     <w:p>
       <w:pPr>
-        <w:spacing w:before="200" w:after="120"/>
-      </w:pPr>
-      <w:r>
-        <w:rPr>
-          <w:b/>
-          <w:color w:val="003366"/>
-          <w:sz w:val="26"/>
-        </w:rPr>
+        <w:pStyle w:val="Heading2"/>
+      </w:pPr>
+      <w:r>
         <w:t>3.1 The Gap, Stated Precisely</w:t>
       </w:r>
     </w:p>
@@ -2044,14 +1798,9 @@
     </w:p>
     <w:p>
       <w:pPr>
-        <w:spacing w:before="200" w:after="120"/>
-      </w:pPr>
-      <w:r>
-        <w:rPr>
-          <w:b/>
-          <w:color w:val="003366"/>
-          <w:sz w:val="26"/>
-        </w:rPr>
+        <w:pStyle w:val="Heading2"/>
+      </w:pPr>
+      <w:r>
         <w:t>3.2 The Research Problem</w:t>
       </w:r>
     </w:p>
@@ -2137,14 +1886,9 @@
     </w:p>
     <w:p>
       <w:pPr>
-        <w:spacing w:before="200" w:after="120"/>
-      </w:pPr>
-      <w:r>
-        <w:rPr>
-          <w:b/>
-          <w:color w:val="003366"/>
-          <w:sz w:val="26"/>
-        </w:rPr>
+        <w:pStyle w:val="Heading2"/>
+      </w:pPr>
+      <w:r>
         <w:t>3.3 Query Categorization Framework</w:t>
       </w:r>
     </w:p>
@@ -2231,48 +1975,6 @@
           </w:tcPr>
           <w:p>
             <w:r>
-              <w:t>**exact_lookup**</w:t>
-            </w:r>
-          </w:p>
-        </w:tc>
-        <w:tc>
-          <w:tcPr>
-            <w:tcW w:type="dxa" w:w="2160"/>
-          </w:tcPr>
-          <w:p>
-            <w:r>
-              <w:t>Direct fact lookup (e.g., "What is the annual benefit under PM-KISAN?")</w:t>
-            </w:r>
-          </w:p>
-        </w:tc>
-        <w:tc>
-          <w:tcPr>
-            <w:tcW w:type="dxa" w:w="2160"/>
-          </w:tcPr>
-          <w:p>
-            <w:r>
-              <w:t>BM25</w:t>
-            </w:r>
-          </w:p>
-        </w:tc>
-        <w:tc>
-          <w:tcPr>
-            <w:tcW w:type="dxa" w:w="2160"/>
-          </w:tcPr>
-          <w:p>
-            <w:r>
-              <w:t>Easy</w:t>
-            </w:r>
-          </w:p>
-        </w:tc>
-      </w:tr>
-      <w:tr>
-        <w:tc>
-          <w:tcPr>
-            <w:tcW w:type="dxa" w:w="2160"/>
-          </w:tcPr>
-          <w:p>
-            <w:r>
               <w:t>**terminology**</w:t>
             </w:r>
           </w:p>
@@ -2336,48 +2038,6 @@
           <w:p>
             <w:r>
               <w:t>FAISS</w:t>
-            </w:r>
-          </w:p>
-        </w:tc>
-        <w:tc>
-          <w:tcPr>
-            <w:tcW w:type="dxa" w:w="2160"/>
-          </w:tcPr>
-          <w:p>
-            <w:r>
-              <w:t>Medium</w:t>
-            </w:r>
-          </w:p>
-        </w:tc>
-      </w:tr>
-      <w:tr>
-        <w:tc>
-          <w:tcPr>
-            <w:tcW w:type="dxa" w:w="2160"/>
-          </w:tcPr>
-          <w:p>
-            <w:r>
-              <w:t>**entity_relation**</w:t>
-            </w:r>
-          </w:p>
-        </w:tc>
-        <w:tc>
-          <w:tcPr>
-            <w:tcW w:type="dxa" w:w="2160"/>
-          </w:tcPr>
-          <w:p>
-            <w:r>
-              <w:t>Linking entities (e.g., "What documents needed for PM-KISAN?")</w:t>
-            </w:r>
-          </w:p>
-        </w:tc>
-        <w:tc>
-          <w:tcPr>
-            <w:tcW w:type="dxa" w:w="2160"/>
-          </w:tcPr>
-          <w:p>
-            <w:r>
-              <w:t>GraphRAG</w:t>
             </w:r>
           </w:p>
         </w:tc>
@@ -2491,14 +2151,9 @@
     </w:p>
     <w:p>
       <w:pPr>
-        <w:spacing w:before="200" w:after="120"/>
-      </w:pPr>
-      <w:r>
-        <w:rPr>
-          <w:b/>
-          <w:color w:val="003366"/>
-          <w:sz w:val="26"/>
-        </w:rPr>
+        <w:pStyle w:val="Heading2"/>
+      </w:pPr>
+      <w:r>
         <w:t>3.4 Retrieval Strategy Selection Framework</w:t>
       </w:r>
     </w:p>
@@ -2637,28 +2292,6 @@
           </w:tcPr>
           <w:p>
             <w:r>
-              <w:t>**Need sub-millisecond latency?**</w:t>
-            </w:r>
-          </w:p>
-        </w:tc>
-        <w:tc>
-          <w:tcPr>
-            <w:tcW w:type="dxa" w:w="4320"/>
-          </w:tcPr>
-          <w:p>
-            <w:r>
-              <w:t>BM25</w:t>
-            </w:r>
-          </w:p>
-        </w:tc>
-      </w:tr>
-      <w:tr>
-        <w:tc>
-          <w:tcPr>
-            <w:tcW w:type="dxa" w:w="4320"/>
-          </w:tcPr>
-          <w:p>
-            <w:r>
               <w:t>**Domain with regex patterns?**</w:t>
             </w:r>
           </w:p>
@@ -2699,14 +2332,9 @@
     </w:tbl>
     <w:p>
       <w:pPr>
-        <w:spacing w:before="200" w:after="120"/>
-      </w:pPr>
-      <w:r>
-        <w:rPr>
-          <w:b/>
-          <w:color w:val="003366"/>
-          <w:sz w:val="26"/>
-        </w:rPr>
+        <w:pStyle w:val="Heading2"/>
+      </w:pPr>
+      <w:r>
         <w:t>3.5 Threats to Validity</w:t>
       </w:r>
     </w:p>
@@ -2768,14 +2396,9 @@
     </w:p>
     <w:p>
       <w:pPr>
-        <w:spacing w:before="200" w:after="120"/>
-      </w:pPr>
-      <w:r>
-        <w:rPr>
-          <w:b/>
-          <w:color w:val="003366"/>
-          <w:sz w:val="26"/>
-        </w:rPr>
+        <w:pStyle w:val="Heading2"/>
+      </w:pPr>
+      <w:r>
         <w:t>3.6 Expected Failure Modes</w:t>
       </w:r>
     </w:p>
@@ -2857,27 +2480,18 @@
     <w:p/>
     <w:p>
       <w:pPr>
-        <w:spacing w:before="240" w:after="240"/>
+        <w:pStyle w:val="Heading1"/>
         <w:jc w:val="center"/>
       </w:pPr>
       <w:r>
-        <w:rPr>
-          <w:b/>
-          <w:sz w:val="32"/>
-        </w:rPr>
         <w:t>Chapter 4: Methodology and System Architecture</w:t>
       </w:r>
     </w:p>
     <w:p>
       <w:pPr>
-        <w:spacing w:before="200" w:after="120"/>
-      </w:pPr>
-      <w:r>
-        <w:rPr>
-          <w:b/>
-          <w:color w:val="003366"/>
-          <w:sz w:val="26"/>
-        </w:rPr>
+        <w:pStyle w:val="Heading2"/>
+      </w:pPr>
+      <w:r>
         <w:t>4.1 Design Philosophy</w:t>
       </w:r>
     </w:p>
@@ -2951,14 +2565,9 @@
     </w:p>
     <w:p>
       <w:pPr>
-        <w:spacing w:before="200" w:after="120"/>
-      </w:pPr>
-      <w:r>
-        <w:rPr>
-          <w:b/>
-          <w:color w:val="003366"/>
-          <w:sz w:val="26"/>
-        </w:rPr>
+        <w:pStyle w:val="Heading2"/>
+      </w:pPr>
+      <w:r>
         <w:t>4.2 Shared Ingestion Layer</w:t>
       </w:r>
     </w:p>
@@ -3069,14 +2678,9 @@
     </w:p>
     <w:p>
       <w:pPr>
-        <w:spacing w:before="200" w:after="120"/>
-      </w:pPr>
-      <w:r>
-        <w:rPr>
-          <w:b/>
-          <w:color w:val="003366"/>
-          <w:sz w:val="26"/>
-        </w:rPr>
+        <w:pStyle w:val="Heading2"/>
+      </w:pPr>
+      <w:r>
         <w:t>4.3 System 1 — FAISS Dense Retrieval (Baseline)</w:t>
       </w:r>
     </w:p>
@@ -3092,7 +2696,6 @@
     <w:p>
       <w:pPr>
         <w:pStyle w:val="NoSpacing"/>
-        <w:ind w:left="720"/>
       </w:pPr>
       <w:r>
         <w:rPr>
@@ -3276,14 +2879,9 @@
     </w:p>
     <w:p>
       <w:pPr>
-        <w:spacing w:before="200" w:after="120"/>
-      </w:pPr>
-      <w:r>
-        <w:rPr>
-          <w:b/>
-          <w:color w:val="003366"/>
-          <w:sz w:val="26"/>
-        </w:rPr>
+        <w:pStyle w:val="Heading2"/>
+      </w:pPr>
+      <w:r>
         <w:t>4.4 System 2 — BM25 Lexical Retrieval</w:t>
       </w:r>
     </w:p>
@@ -3299,7 +2897,6 @@
     <w:p>
       <w:pPr>
         <w:pStyle w:val="NoSpacing"/>
-        <w:ind w:left="720"/>
       </w:pPr>
       <w:r>
         <w:rPr>
@@ -3485,14 +3082,9 @@
     </w:p>
     <w:p>
       <w:pPr>
-        <w:spacing w:before="200" w:after="120"/>
-      </w:pPr>
-      <w:r>
-        <w:rPr>
-          <w:b/>
-          <w:color w:val="003366"/>
-          <w:sz w:val="26"/>
-        </w:rPr>
+        <w:pStyle w:val="Heading2"/>
+      </w:pPr>
+      <w:r>
         <w:t>4.5 System 3 — Graph RAG (NetworkX)</w:t>
       </w:r>
     </w:p>
@@ -3508,7 +3100,6 @@
     <w:p>
       <w:pPr>
         <w:pStyle w:val="NoSpacing"/>
-        <w:ind w:left="720"/>
       </w:pPr>
       <w:r>
         <w:rPr>
@@ -3768,14 +3359,9 @@
     </w:p>
     <w:p>
       <w:pPr>
-        <w:spacing w:before="200" w:after="120"/>
-      </w:pPr>
-      <w:r>
-        <w:rPr>
-          <w:b/>
-          <w:color w:val="003366"/>
-          <w:sz w:val="26"/>
-        </w:rPr>
+        <w:pStyle w:val="Heading2"/>
+      </w:pPr>
+      <w:r>
         <w:t>4.6 Evaluation Framework</w:t>
       </w:r>
     </w:p>
@@ -3920,39 +3506,26 @@
     <w:p/>
     <w:p>
       <w:pPr>
-        <w:spacing w:before="240" w:after="240"/>
+        <w:pStyle w:val="Heading1"/>
         <w:jc w:val="center"/>
       </w:pPr>
       <w:r>
-        <w:rPr>
-          <w:b/>
-          <w:sz w:val="32"/>
-        </w:rPr>
         <w:t>Chapter 5: Work Completed and Future Plan</w:t>
       </w:r>
     </w:p>
     <w:p>
       <w:pPr>
-        <w:spacing w:before="200" w:after="120"/>
-      </w:pPr>
-      <w:r>
-        <w:rPr>
-          <w:b/>
-          <w:color w:val="003366"/>
-          <w:sz w:val="26"/>
-        </w:rPr>
+        <w:pStyle w:val="Heading2"/>
+      </w:pPr>
+      <w:r>
         <w:t>5.1 Work Completed (Mid-Semester)</w:t>
       </w:r>
     </w:p>
     <w:p>
       <w:pPr>
-        <w:spacing w:after="80"/>
-      </w:pPr>
-      <w:r>
-        <w:rPr>
-          <w:b/>
-          <w:sz w:val="24"/>
-        </w:rPr>
+        <w:pStyle w:val="Heading3"/>
+      </w:pPr>
+      <w:r>
         <w:t>5.1.1 Dataset and Benchmark</w:t>
       </w:r>
     </w:p>
@@ -4025,13 +3598,9 @@
     </w:p>
     <w:p>
       <w:pPr>
-        <w:spacing w:after="80"/>
-      </w:pPr>
-      <w:r>
-        <w:rPr>
-          <w:b/>
-          <w:sz w:val="24"/>
-        </w:rPr>
+        <w:pStyle w:val="Heading3"/>
+      </w:pPr>
+      <w:r>
         <w:t>5.1.2 Ingestion and Preprocessing</w:t>
       </w:r>
     </w:p>
@@ -4097,13 +3666,9 @@
     </w:p>
     <w:p>
       <w:pPr>
-        <w:spacing w:after="80"/>
-      </w:pPr>
-      <w:r>
-        <w:rPr>
-          <w:b/>
-          <w:sz w:val="24"/>
-        </w:rPr>
+        <w:pStyle w:val="Heading3"/>
+      </w:pPr>
+      <w:r>
         <w:t>5.1.3 Retrieval Systems</w:t>
       </w:r>
     </w:p>
@@ -4189,13 +3754,9 @@
     </w:p>
     <w:p>
       <w:pPr>
-        <w:spacing w:after="80"/>
-      </w:pPr>
-      <w:r>
-        <w:rPr>
-          <w:b/>
-          <w:sz w:val="24"/>
-        </w:rPr>
+        <w:pStyle w:val="Heading3"/>
+      </w:pPr>
+      <w:r>
         <w:t>5.1.4 Evaluation Framework</w:t>
       </w:r>
     </w:p>
@@ -4246,13 +3807,9 @@
     </w:p>
     <w:p>
       <w:pPr>
-        <w:spacing w:after="80"/>
-      </w:pPr>
-      <w:r>
-        <w:rPr>
-          <w:b/>
-          <w:sz w:val="24"/>
-        </w:rPr>
+        <w:pStyle w:val="Heading3"/>
+      </w:pPr>
+      <w:r>
         <w:t>5.1.5 Comparative Analysis</w:t>
       </w:r>
     </w:p>
@@ -4303,26 +3860,17 @@
     </w:p>
     <w:p>
       <w:pPr>
-        <w:spacing w:before="200" w:after="120"/>
-      </w:pPr>
-      <w:r>
-        <w:rPr>
-          <w:b/>
-          <w:color w:val="003366"/>
-          <w:sz w:val="26"/>
-        </w:rPr>
+        <w:pStyle w:val="Heading2"/>
+      </w:pPr>
+      <w:r>
         <w:t>5.2 Future Work (Final Report)</w:t>
       </w:r>
     </w:p>
     <w:p>
       <w:pPr>
-        <w:spacing w:after="80"/>
-      </w:pPr>
-      <w:r>
-        <w:rPr>
-          <w:b/>
-          <w:sz w:val="24"/>
-        </w:rPr>
+        <w:pStyle w:val="Heading3"/>
+      </w:pPr>
+      <w:r>
         <w:t>5.2.1 Scaling</w:t>
       </w:r>
     </w:p>
@@ -4352,13 +3900,9 @@
     </w:p>
     <w:p>
       <w:pPr>
-        <w:spacing w:after="80"/>
-      </w:pPr>
-      <w:r>
-        <w:rPr>
-          <w:b/>
-          <w:sz w:val="24"/>
-        </w:rPr>
+        <w:pStyle w:val="Heading3"/>
+      </w:pPr>
+      <w:r>
         <w:t>5.2.2 Refinement</w:t>
       </w:r>
     </w:p>
@@ -4388,13 +3932,9 @@
     </w:p>
     <w:p>
       <w:pPr>
-        <w:spacing w:after="80"/>
-      </w:pPr>
-      <w:r>
-        <w:rPr>
-          <w:b/>
-          <w:sz w:val="24"/>
-        </w:rPr>
+        <w:pStyle w:val="Heading3"/>
+      </w:pPr>
+      <w:r>
         <w:t>5.2.3 Statistical Validation</w:t>
       </w:r>
     </w:p>
@@ -4424,13 +3964,9 @@
     </w:p>
     <w:p>
       <w:pPr>
-        <w:spacing w:after="80"/>
-      </w:pPr>
-      <w:r>
-        <w:rPr>
-          <w:b/>
-          <w:sz w:val="24"/>
-        </w:rPr>
+        <w:pStyle w:val="Heading3"/>
+      </w:pPr>
+      <w:r>
         <w:t>5.2.4 Failure Analysis</w:t>
       </w:r>
     </w:p>
@@ -4460,13 +3996,9 @@
     </w:p>
     <w:p>
       <w:pPr>
-        <w:spacing w:after="80"/>
-      </w:pPr>
-      <w:r>
-        <w:rPr>
-          <w:b/>
-          <w:sz w:val="24"/>
-        </w:rPr>
+        <w:pStyle w:val="Heading3"/>
+      </w:pPr>
+      <w:r>
         <w:t>5.2.5 Hybrid Strategies</w:t>
       </w:r>
     </w:p>
@@ -4508,13 +4040,9 @@
     </w:p>
     <w:p>
       <w:pPr>
-        <w:spacing w:after="80"/>
-      </w:pPr>
-      <w:r>
-        <w:rPr>
-          <w:b/>
-          <w:sz w:val="24"/>
-        </w:rPr>
+        <w:pStyle w:val="Heading3"/>
+      </w:pPr>
+      <w:r>
         <w:t>5.2.6 Deployment Recommendations</w:t>
       </w:r>
     </w:p>
@@ -4544,13 +4072,9 @@
     </w:p>
     <w:p>
       <w:pPr>
-        <w:spacing w:after="80"/>
-      </w:pPr>
-      <w:r>
-        <w:rPr>
-          <w:b/>
-          <w:sz w:val="24"/>
-        </w:rPr>
+        <w:pStyle w:val="Heading3"/>
+      </w:pPr>
+      <w:r>
         <w:t>5.2.7 Final Report Deliverables</w:t>
       </w:r>
     </w:p>
@@ -4613,14 +4137,10 @@
     <w:p/>
     <w:p>
       <w:pPr>
-        <w:spacing w:before="240" w:after="240"/>
+        <w:pStyle w:val="Heading1"/>
         <w:jc w:val="center"/>
       </w:pPr>
       <w:r>
-        <w:rPr>
-          <w:b/>
-          <w:sz w:val="32"/>
-        </w:rPr>
         <w:t>References</w:t>
       </w:r>
     </w:p>
